--- a/Informe.docx
+++ b/Informe.docx
@@ -41,21 +41,116 @@
         <w:jc w:val="both"/>
       </w:pPr>
       <w:r>
+        <w:t xml:space="preserve">El desarrollo de la segunda actividad </w:t>
+      </w:r>
+      <w:r>
+        <w:t xml:space="preserve">el </w:t>
+      </w:r>
+      <w:r>
+        <w:t>análisis</w:t>
+      </w:r>
+      <w:r>
+        <w:t xml:space="preserve"> que he hecho</w:t>
+      </w:r>
+      <w:r>
+        <w:t xml:space="preserve"> para empezar el desarrollo e implementar </w:t>
+      </w:r>
+      <w:r>
+        <w:t>la solución más adecuada que cumpla con los requisitos</w:t>
+      </w:r>
+      <w:r>
+        <w:t xml:space="preserve">. Unos de los puntos que debo analizar es como voy a gestionar los mensajes, los amigos, los likes y demás. Claro </w:t>
+      </w:r>
+      <w:r>
+        <w:t>está</w:t>
+      </w:r>
+      <w:r>
+        <w:t xml:space="preserve"> que se deben guardar en el computador en txt, pero para crearlos o leerlos debo implementar </w:t>
+      </w:r>
+      <w:r>
+        <w:t>una especie</w:t>
+      </w:r>
+      <w:r>
+        <w:t xml:space="preserve"> de </w:t>
+      </w:r>
+      <w:r>
+        <w:t>vector</w:t>
+      </w:r>
+      <w:r>
+        <w:t xml:space="preserve"> personalizado</w:t>
+      </w:r>
+      <w:r>
+        <w:t>, un</w:t>
+      </w:r>
+      <w:r>
+        <w:t xml:space="preserve"> arreglo dinámico, para poder gestionarlos, para crear datos privados o públicos, en el caso de los amigos en la red social, para acceder a las fotos o ver los amigos.</w:t>
+      </w:r>
+      <w:r>
+        <w:br/>
+      </w:r>
+    </w:p>
+    <w:p>
+      <w:pPr>
+        <w:jc w:val="both"/>
+      </w:pPr>
+      <w:r>
+        <w:t xml:space="preserve">Los usuarios y los mensajes los guardare como arreglos dinámicos igual que la cantidad de solicitudes, mensajes enviados y recibidos. </w:t>
+      </w:r>
+      <w:r>
+        <w:t xml:space="preserve">Por el momento tengo esta lista de clases con sus métodos y atributos. </w:t>
+      </w:r>
+      <w:r>
+        <w:t>A continuación en el diagrama tengo algunas de principales clases que desarrollare:</w:t>
+      </w:r>
+      <w:r>
+        <w:br/>
+      </w:r>
+      <w:r>
+        <w:lastRenderedPageBreak/>
+        <w:br/>
+      </w:r>
+      <w:r>
         <w:rPr>
-          <w:b/>
-          <w:bCs/>
+          <w:noProof/>
         </w:rPr>
-        <w:t>El desarrollo de la segunda actividad aun me falta más análisis para empezar el desarrollo e implementar el diagrama UML. Unos de los puntos que debo analizar es como voy a gestionar los mensajes, los amigos, los likes y demás. Claro esta que se deben guardar en el computador en txt, pero para crearlos o leerlos debo implementar un especie de diccionario personalizado, un arreglo dinámico, para poder gestionarlos, para crear datos privados o públicos, en el caso de los amigos en la red social, para acceder a las fotos o ver los amigos.</w:t>
-      </w:r>
-      <w:r>
-        <w:rPr>
-          <w:b/>
-          <w:bCs/>
-        </w:rPr>
-        <w:br/>
-        <w:t>Ya después que solucione esa parte que es muy importante, continuaría con la implementación del esqueleto, las clases, como la clase amigos, clases usuario, clase mensajes, clases galería y hasta los likes. Este fin de semana me pondré al dia…aprovechando el puente festivo.</w:t>
+        <w:drawing>
+          <wp:inline distT="0" distB="0" distL="0" distR="0" wp14:anchorId="27E49119" wp14:editId="6BBFFDB5">
+            <wp:extent cx="5612130" cy="5612130"/>
+            <wp:effectExtent l="0" t="0" r="7620" b="7620"/>
+            <wp:docPr id="306352693" name="Imagen 1"/>
+            <wp:cNvGraphicFramePr>
+              <a:graphicFrameLocks xmlns:a="http://schemas.openxmlformats.org/drawingml/2006/main" noChangeAspect="1"/>
+            </wp:cNvGraphicFramePr>
+            <a:graphic xmlns:a="http://schemas.openxmlformats.org/drawingml/2006/main">
+              <a:graphicData uri="http://schemas.openxmlformats.org/drawingml/2006/picture">
+                <pic:pic xmlns:pic="http://schemas.openxmlformats.org/drawingml/2006/picture">
+                  <pic:nvPicPr>
+                    <pic:cNvPr id="306352693" name=""/>
+                    <pic:cNvPicPr/>
+                  </pic:nvPicPr>
+                  <pic:blipFill>
+                    <a:blip r:embed="rId4"/>
+                    <a:stretch>
+                      <a:fillRect/>
+                    </a:stretch>
+                  </pic:blipFill>
+                  <pic:spPr>
+                    <a:xfrm>
+                      <a:off x="0" y="0"/>
+                      <a:ext cx="5612130" cy="5612130"/>
+                    </a:xfrm>
+                    <a:prstGeom prst="rect">
+                      <a:avLst/>
+                    </a:prstGeom>
+                  </pic:spPr>
+                </pic:pic>
+              </a:graphicData>
+            </a:graphic>
+          </wp:inline>
+        </w:drawing>
       </w:r>
     </w:p>
+    <w:p/>
     <w:p/>
     <w:sectPr>
       <w:pgSz w:w="12240" w:h="15840"/>
@@ -670,6 +765,7 @@
   <w:style w:type="character" w:default="1" w:styleId="Fuentedeprrafopredeter">
     <w:name w:val="Default Paragraph Font"/>
     <w:uiPriority w:val="1"/>
+    <w:semiHidden/>
     <w:unhideWhenUsed/>
   </w:style>
   <w:style w:type="table" w:default="1" w:styleId="Tablanormal">

--- a/Informe.docx
+++ b/Informe.docx
@@ -1,6 +1,6 @@
 
 <file path=word/document.xml><?xml version="1.0" encoding="utf-8"?>
-<w:document xmlns:wpc="http://schemas.microsoft.com/office/word/2010/wordprocessingCanvas" xmlns:cx="http://schemas.microsoft.com/office/drawing/2014/chartex" xmlns:cx1="http://schemas.microsoft.com/office/drawing/2015/9/8/chartex" xmlns:cx2="http://schemas.microsoft.com/office/drawing/2015/10/21/chartex" xmlns:cx3="http://schemas.microsoft.com/office/drawing/2016/5/9/chartex" xmlns:cx4="http://schemas.microsoft.com/office/drawing/2016/5/10/chartex" xmlns:cx5="http://schemas.microsoft.com/office/drawing/2016/5/11/chartex" xmlns:cx6="http://schemas.microsoft.com/office/drawing/2016/5/12/chartex" xmlns:cx7="http://schemas.microsoft.com/office/drawing/2016/5/13/chartex" xmlns:cx8="http://schemas.microsoft.com/office/drawing/2016/5/14/chartex" xmlns:mc="http://schemas.openxmlformats.org/markup-compatibility/2006" xmlns:aink="http://schemas.microsoft.com/office/drawing/2016/ink" xmlns:am3d="http://schemas.microsoft.com/office/drawing/2017/model3d" xmlns:o="urn:schemas-microsoft-com:office:office" xmlns:oel="http://schemas.microsoft.com/office/2019/extlst" xmlns:r="http://schemas.openxmlformats.org/officeDocument/2006/relationships" xmlns:m="http://schemas.openxmlformats.org/officeDocument/2006/math" xmlns:v="urn:schemas-microsoft-com:vml" xmlns:wp14="http://schemas.microsoft.com/office/word/2010/wordprocessingDrawing" xmlns:wp="http://schemas.openxmlformats.org/drawingml/2006/wordprocessingDrawing" xmlns:w10="urn:schemas-microsoft-com:office:word" xmlns:w="http://schemas.openxmlformats.org/wordprocessingml/2006/main" xmlns:w14="http://schemas.microsoft.com/office/word/2010/wordml" xmlns:w15="http://schemas.microsoft.com/office/word/2012/wordml" xmlns:w16cex="http://schemas.microsoft.com/office/word/2018/wordml/cex" xmlns:w16cid="http://schemas.microsoft.com/office/word/2016/wordml/cid" xmlns:w16="http://schemas.microsoft.com/office/word/2018/wordml" xmlns:w16du="http://schemas.microsoft.com/office/word/2023/wordml/word16du" xmlns:w16sdtdh="http://schemas.microsoft.com/office/word/2020/wordml/sdtdatahash" xmlns:w16sdtfl="http://schemas.microsoft.com/office/word/2024/wordml/sdtformatlock" xmlns:w16se="http://schemas.microsoft.com/office/word/2015/wordml/symex" xmlns:wpg="http://schemas.microsoft.com/office/word/2010/wordprocessingGroup" xmlns:wpi="http://schemas.microsoft.com/office/word/2010/wordprocessingInk" xmlns:wne="http://schemas.microsoft.com/office/word/2006/wordml" xmlns:wps="http://schemas.microsoft.com/office/word/2010/wordprocessingShape" mc:Ignorable="w14 w15 w16se w16cid w16 w16cex w16sdtdh w16sdtfl w16du wp14">
+<w:document xmlns:wpc="http://schemas.microsoft.com/office/word/2010/wordprocessingCanvas" xmlns:cx="http://schemas.microsoft.com/office/drawing/2014/chartex" xmlns:cx1="http://schemas.microsoft.com/office/drawing/2015/9/8/chartex" xmlns:cx2="http://schemas.microsoft.com/office/drawing/2015/10/21/chartex" xmlns:cx3="http://schemas.microsoft.com/office/drawing/2016/5/9/chartex" xmlns:cx4="http://schemas.microsoft.com/office/drawing/2016/5/10/chartex" xmlns:cx5="http://schemas.microsoft.com/office/drawing/2016/5/11/chartex" xmlns:cx6="http://schemas.microsoft.com/office/drawing/2016/5/12/chartex" xmlns:cx7="http://schemas.microsoft.com/office/drawing/2016/5/13/chartex" xmlns:cx8="http://schemas.microsoft.com/office/drawing/2016/5/14/chartex" xmlns:mc="http://schemas.openxmlformats.org/markup-compatibility/2006" xmlns:aink="http://schemas.microsoft.com/office/drawing/2016/ink" xmlns:am3d="http://schemas.microsoft.com/office/drawing/2017/model3d" xmlns:o="urn:schemas-microsoft-com:office:office" xmlns:r="http://schemas.openxmlformats.org/officeDocument/2006/relationships" xmlns:m="http://schemas.openxmlformats.org/officeDocument/2006/math" xmlns:v="urn:schemas-microsoft-com:vml" xmlns:wp14="http://schemas.microsoft.com/office/word/2010/wordprocessingDrawing" xmlns:wp="http://schemas.openxmlformats.org/drawingml/2006/wordprocessingDrawing" xmlns:w10="urn:schemas-microsoft-com:office:word" xmlns:w="http://schemas.openxmlformats.org/wordprocessingml/2006/main" xmlns:w14="http://schemas.microsoft.com/office/word/2010/wordml" xmlns:w15="http://schemas.microsoft.com/office/word/2012/wordml" xmlns:w16cex="http://schemas.microsoft.com/office/word/2018/wordml/cex" xmlns:w16cid="http://schemas.microsoft.com/office/word/2016/wordml/cid" xmlns:w16="http://schemas.microsoft.com/office/word/2018/wordml" xmlns:w16sdtdh="http://schemas.microsoft.com/office/word/2020/wordml/sdtdatahash" xmlns:w16se="http://schemas.microsoft.com/office/word/2015/wordml/symex" xmlns:wpg="http://schemas.microsoft.com/office/word/2010/wordprocessingGroup" xmlns:wpi="http://schemas.microsoft.com/office/word/2010/wordprocessingInk" xmlns:wne="http://schemas.microsoft.com/office/word/2006/wordml" xmlns:wps="http://schemas.microsoft.com/office/word/2010/wordprocessingShape" mc:Ignorable="w14 w15 w16se w16cid w16 w16cex w16sdtdh wp14">
   <w:body>
     <w:p>
       <w:pPr>
@@ -10,6 +10,7 @@
           <w:bCs/>
         </w:rPr>
       </w:pPr>
+      <w:proofErr w:type="spellStart"/>
       <w:r>
         <w:rPr>
           <w:b/>
@@ -17,6 +18,7 @@
         </w:rPr>
         <w:t>Ude@Book</w:t>
       </w:r>
+      <w:proofErr w:type="spellEnd"/>
     </w:p>
     <w:p>
       <w:pPr>
@@ -59,13 +61,29 @@
         <w:t>la solución más adecuada que cumpla con los requisitos</w:t>
       </w:r>
       <w:r>
-        <w:t xml:space="preserve">. Unos de los puntos que debo analizar es como voy a gestionar los mensajes, los amigos, los likes y demás. Claro </w:t>
+        <w:t xml:space="preserve">. Unos de los puntos que debo analizar es como voy a gestionar los mensajes, los amigos, los </w:t>
+      </w:r>
+      <w:proofErr w:type="spellStart"/>
+      <w:r>
+        <w:t>likes</w:t>
+      </w:r>
+      <w:proofErr w:type="spellEnd"/>
+      <w:r>
+        <w:t xml:space="preserve"> y demás. Claro </w:t>
       </w:r>
       <w:r>
         <w:t>está</w:t>
       </w:r>
       <w:r>
-        <w:t xml:space="preserve"> que se deben guardar en el computador en txt, pero para crearlos o leerlos debo implementar </w:t>
+        <w:t xml:space="preserve"> que se deben guardar en el computador en </w:t>
+      </w:r>
+      <w:proofErr w:type="spellStart"/>
+      <w:r>
+        <w:t>txt</w:t>
+      </w:r>
+      <w:proofErr w:type="spellEnd"/>
+      <w:r>
+        <w:t xml:space="preserve">, pero para crearlos o leerlos debo implementar </w:t>
       </w:r>
       <w:r>
         <w:t>una especie</w:t>
@@ -100,7 +118,46 @@
         <w:t xml:space="preserve">Por el momento tengo esta lista de clases con sus métodos y atributos. </w:t>
       </w:r>
       <w:r>
-        <w:t>A continuación en el diagrama tengo algunas de principales clases que desarrollare:</w:t>
+        <w:t xml:space="preserve">A continuación en el diagrama tengo </w:t>
+      </w:r>
+      <w:r>
+        <w:t>las</w:t>
+      </w:r>
+      <w:r>
+        <w:t xml:space="preserve"> principales clases que desarrollare</w:t>
+      </w:r>
+      <w:r>
+        <w:t xml:space="preserve">, ya contemple una clase para la medición de recursos que se va usar en todas las demás clases, otra clase tipo plantilla para el arreglo </w:t>
+      </w:r>
+      <w:r>
+        <w:t xml:space="preserve">dinámico, necesitare los archivos </w:t>
+      </w:r>
+      <w:proofErr w:type="spellStart"/>
+      <w:r>
+        <w:t>txt</w:t>
+      </w:r>
+      <w:proofErr w:type="spellEnd"/>
+      <w:r>
+        <w:t xml:space="preserve"> para guardar o leer los datos, para procesarse en la memoria. El primero en cargarse son los usuarios</w:t>
+      </w:r>
+      <w:r>
+        <w:t xml:space="preserve">, luego se </w:t>
+      </w:r>
+      <w:proofErr w:type="spellStart"/>
+      <w:r>
+        <w:t>loguea</w:t>
+      </w:r>
+      <w:proofErr w:type="spellEnd"/>
+      <w:r>
+        <w:t xml:space="preserve"> y puede tener acceso a fotos, álbum, amigos, fotos de los amigos </w:t>
+      </w:r>
+      <w:proofErr w:type="spellStart"/>
+      <w:r>
+        <w:t>publicas</w:t>
+      </w:r>
+      <w:proofErr w:type="spellEnd"/>
+      <w:r>
+        <w:t xml:space="preserve">. </w:t>
       </w:r>
       <w:r>
         <w:br/>
@@ -163,7 +220,7 @@
 </file>
 
 <file path=word/styles.xml><?xml version="1.0" encoding="utf-8"?>
-<w:styles xmlns:mc="http://schemas.openxmlformats.org/markup-compatibility/2006" xmlns:r="http://schemas.openxmlformats.org/officeDocument/2006/relationships" xmlns:w="http://schemas.openxmlformats.org/wordprocessingml/2006/main" xmlns:w14="http://schemas.microsoft.com/office/word/2010/wordml" xmlns:w15="http://schemas.microsoft.com/office/word/2012/wordml" xmlns:w16cex="http://schemas.microsoft.com/office/word/2018/wordml/cex" xmlns:w16cid="http://schemas.microsoft.com/office/word/2016/wordml/cid" xmlns:w16="http://schemas.microsoft.com/office/word/2018/wordml" xmlns:w16du="http://schemas.microsoft.com/office/word/2023/wordml/word16du" xmlns:w16sdtdh="http://schemas.microsoft.com/office/word/2020/wordml/sdtdatahash" xmlns:w16sdtfl="http://schemas.microsoft.com/office/word/2024/wordml/sdtformatlock" xmlns:w16se="http://schemas.microsoft.com/office/word/2015/wordml/symex" mc:Ignorable="w14 w15 w16se w16cid w16 w16cex w16sdtdh w16sdtfl w16du">
+<w:styles xmlns:mc="http://schemas.openxmlformats.org/markup-compatibility/2006" xmlns:r="http://schemas.openxmlformats.org/officeDocument/2006/relationships" xmlns:w="http://schemas.openxmlformats.org/wordprocessingml/2006/main" xmlns:w14="http://schemas.microsoft.com/office/word/2010/wordml" xmlns:w15="http://schemas.microsoft.com/office/word/2012/wordml" xmlns:w16cex="http://schemas.microsoft.com/office/word/2018/wordml/cex" xmlns:w16cid="http://schemas.microsoft.com/office/word/2016/wordml/cid" xmlns:w16="http://schemas.microsoft.com/office/word/2018/wordml" xmlns:w16sdtdh="http://schemas.microsoft.com/office/word/2020/wordml/sdtdatahash" xmlns:w16se="http://schemas.microsoft.com/office/word/2015/wordml/symex" mc:Ignorable="w14 w15 w16se w16cid w16 w16cex w16sdtdh">
   <w:docDefaults>
     <w:rPrDefault>
       <w:rPr>

--- a/Informe.docx
+++ b/Informe.docx
@@ -118,7 +118,15 @@
         <w:t xml:space="preserve">Por el momento tengo esta lista de clases con sus métodos y atributos. </w:t>
       </w:r>
       <w:r>
-        <w:t xml:space="preserve">A continuación en el diagrama tengo </w:t>
+        <w:t xml:space="preserve">A </w:t>
+      </w:r>
+      <w:proofErr w:type="gramStart"/>
+      <w:r>
+        <w:t>continuación</w:t>
+      </w:r>
+      <w:proofErr w:type="gramEnd"/>
+      <w:r>
+        <w:t xml:space="preserve"> en el diagrama tengo </w:t>
       </w:r>
       <w:r>
         <w:t>las</w:t>
@@ -151,30 +159,65 @@
       <w:r>
         <w:t xml:space="preserve"> y puede tener acceso a fotos, álbum, amigos, fotos de los amigos </w:t>
       </w:r>
+      <w:r>
+        <w:t>públicas</w:t>
+      </w:r>
+      <w:r>
+        <w:t xml:space="preserve">. </w:t>
+      </w:r>
+    </w:p>
+    <w:p>
+      <w:pPr>
+        <w:jc w:val="both"/>
+      </w:pPr>
+      <w:r>
+        <w:t xml:space="preserve">Primer se debe cargar los usuarios, pienso crear un archivo que contiene el usuario y el </w:t>
+      </w:r>
       <w:proofErr w:type="spellStart"/>
       <w:r>
-        <w:t>publicas</w:t>
+        <w:t>password</w:t>
       </w:r>
       <w:proofErr w:type="spellEnd"/>
       <w:r>
-        <w:t xml:space="preserve">. </w:t>
-      </w:r>
-      <w:r>
-        <w:br/>
-      </w:r>
+        <w:t>, cuando se accede debe de buscar</w:t>
+      </w:r>
+      <w:r>
+        <w:t>. Los usuarios los guardare con un numero un índice que va ocupar menos espacio</w:t>
+      </w:r>
+      <w:r>
+        <w:t xml:space="preserve">, las amistades después de consultar se a realizar en una matriz de adyacencia. La forma que encontré de utilizar las plantillas con el arreglo </w:t>
+      </w:r>
+      <w:proofErr w:type="spellStart"/>
+      <w:r>
+        <w:t>dinamico</w:t>
+      </w:r>
+      <w:proofErr w:type="spellEnd"/>
+      <w:r>
+        <w:t xml:space="preserve">, voy a implementar el código que utilice para realizar el laboratorio 3, específicamente cuando comprimo en el algoritmo LZ78. </w:t>
+      </w:r>
+    </w:p>
+    <w:p>
+      <w:pPr>
+        <w:jc w:val="both"/>
+      </w:pPr>
+    </w:p>
+    <w:p>
+      <w:pPr>
+        <w:jc w:val="both"/>
+      </w:pPr>
       <w:r>
         <w:lastRenderedPageBreak/>
         <w:br/>
       </w:r>
       <w:r>
-        <w:rPr>
-          <w:noProof/>
-        </w:rPr>
+        <w:br/>
+      </w:r>
+      <w:r>
         <w:drawing>
-          <wp:inline distT="0" distB="0" distL="0" distR="0" wp14:anchorId="27E49119" wp14:editId="6BBFFDB5">
-            <wp:extent cx="5612130" cy="5612130"/>
-            <wp:effectExtent l="0" t="0" r="7620" b="7620"/>
-            <wp:docPr id="306352693" name="Imagen 1"/>
+          <wp:inline distT="0" distB="0" distL="0" distR="0" wp14:anchorId="36CD9B02" wp14:editId="264CC9B3">
+            <wp:extent cx="5612130" cy="6282055"/>
+            <wp:effectExtent l="0" t="0" r="7620" b="4445"/>
+            <wp:docPr id="1" name="Imagen 1"/>
             <wp:cNvGraphicFramePr>
               <a:graphicFrameLocks xmlns:a="http://schemas.openxmlformats.org/drawingml/2006/main" noChangeAspect="1"/>
             </wp:cNvGraphicFramePr>
@@ -182,7 +225,7 @@
               <a:graphicData uri="http://schemas.openxmlformats.org/drawingml/2006/picture">
                 <pic:pic xmlns:pic="http://schemas.openxmlformats.org/drawingml/2006/picture">
                   <pic:nvPicPr>
-                    <pic:cNvPr id="306352693" name=""/>
+                    <pic:cNvPr id="1" name=""/>
                     <pic:cNvPicPr/>
                   </pic:nvPicPr>
                   <pic:blipFill>
@@ -194,7 +237,7 @@
                   <pic:spPr>
                     <a:xfrm>
                       <a:off x="0" y="0"/>
-                      <a:ext cx="5612130" cy="5612130"/>
+                      <a:ext cx="5612130" cy="6282055"/>
                     </a:xfrm>
                     <a:prstGeom prst="rect">
                       <a:avLst/>

--- a/Informe.docx
+++ b/Informe.docx
@@ -1,31 +1,38 @@
 
 <file path=word/document.xml><?xml version="1.0" encoding="utf-8"?>
-<w:document xmlns:wpc="http://schemas.microsoft.com/office/word/2010/wordprocessingCanvas" xmlns:cx="http://schemas.microsoft.com/office/drawing/2014/chartex" xmlns:cx1="http://schemas.microsoft.com/office/drawing/2015/9/8/chartex" xmlns:cx2="http://schemas.microsoft.com/office/drawing/2015/10/21/chartex" xmlns:cx3="http://schemas.microsoft.com/office/drawing/2016/5/9/chartex" xmlns:cx4="http://schemas.microsoft.com/office/drawing/2016/5/10/chartex" xmlns:cx5="http://schemas.microsoft.com/office/drawing/2016/5/11/chartex" xmlns:cx6="http://schemas.microsoft.com/office/drawing/2016/5/12/chartex" xmlns:cx7="http://schemas.microsoft.com/office/drawing/2016/5/13/chartex" xmlns:cx8="http://schemas.microsoft.com/office/drawing/2016/5/14/chartex" xmlns:mc="http://schemas.openxmlformats.org/markup-compatibility/2006" xmlns:aink="http://schemas.microsoft.com/office/drawing/2016/ink" xmlns:am3d="http://schemas.microsoft.com/office/drawing/2017/model3d" xmlns:o="urn:schemas-microsoft-com:office:office" xmlns:r="http://schemas.openxmlformats.org/officeDocument/2006/relationships" xmlns:m="http://schemas.openxmlformats.org/officeDocument/2006/math" xmlns:v="urn:schemas-microsoft-com:vml" xmlns:wp14="http://schemas.microsoft.com/office/word/2010/wordprocessingDrawing" xmlns:wp="http://schemas.openxmlformats.org/drawingml/2006/wordprocessingDrawing" xmlns:w10="urn:schemas-microsoft-com:office:word" xmlns:w="http://schemas.openxmlformats.org/wordprocessingml/2006/main" xmlns:w14="http://schemas.microsoft.com/office/word/2010/wordml" xmlns:w15="http://schemas.microsoft.com/office/word/2012/wordml" xmlns:w16cex="http://schemas.microsoft.com/office/word/2018/wordml/cex" xmlns:w16cid="http://schemas.microsoft.com/office/word/2016/wordml/cid" xmlns:w16="http://schemas.microsoft.com/office/word/2018/wordml" xmlns:w16sdtdh="http://schemas.microsoft.com/office/word/2020/wordml/sdtdatahash" xmlns:w16se="http://schemas.microsoft.com/office/word/2015/wordml/symex" xmlns:wpg="http://schemas.microsoft.com/office/word/2010/wordprocessingGroup" xmlns:wpi="http://schemas.microsoft.com/office/word/2010/wordprocessingInk" xmlns:wne="http://schemas.microsoft.com/office/word/2006/wordml" xmlns:wps="http://schemas.microsoft.com/office/word/2010/wordprocessingShape" mc:Ignorable="w14 w15 w16se w16cid w16 w16cex w16sdtdh wp14">
+<w:document xmlns:wpc="http://schemas.microsoft.com/office/word/2010/wordprocessingCanvas" xmlns:cx="http://schemas.microsoft.com/office/drawing/2014/chartex" xmlns:cx1="http://schemas.microsoft.com/office/drawing/2015/9/8/chartex" xmlns:cx2="http://schemas.microsoft.com/office/drawing/2015/10/21/chartex" xmlns:cx3="http://schemas.microsoft.com/office/drawing/2016/5/9/chartex" xmlns:cx4="http://schemas.microsoft.com/office/drawing/2016/5/10/chartex" xmlns:cx5="http://schemas.microsoft.com/office/drawing/2016/5/11/chartex" xmlns:cx6="http://schemas.microsoft.com/office/drawing/2016/5/12/chartex" xmlns:cx7="http://schemas.microsoft.com/office/drawing/2016/5/13/chartex" xmlns:cx8="http://schemas.microsoft.com/office/drawing/2016/5/14/chartex" xmlns:mc="http://schemas.openxmlformats.org/markup-compatibility/2006" xmlns:aink="http://schemas.microsoft.com/office/drawing/2016/ink" xmlns:am3d="http://schemas.microsoft.com/office/drawing/2017/model3d" xmlns:o="urn:schemas-microsoft-com:office:office" xmlns:oel="http://schemas.microsoft.com/office/2019/extlst" xmlns:r="http://schemas.openxmlformats.org/officeDocument/2006/relationships" xmlns:m="http://schemas.openxmlformats.org/officeDocument/2006/math" xmlns:v="urn:schemas-microsoft-com:vml" xmlns:wp14="http://schemas.microsoft.com/office/word/2010/wordprocessingDrawing" xmlns:wp="http://schemas.openxmlformats.org/drawingml/2006/wordprocessingDrawing" xmlns:w10="urn:schemas-microsoft-com:office:word" xmlns:w="http://schemas.openxmlformats.org/wordprocessingml/2006/main" xmlns:w14="http://schemas.microsoft.com/office/word/2010/wordml" xmlns:w15="http://schemas.microsoft.com/office/word/2012/wordml" xmlns:w16cex="http://schemas.microsoft.com/office/word/2018/wordml/cex" xmlns:w16cid="http://schemas.microsoft.com/office/word/2016/wordml/cid" xmlns:w16="http://schemas.microsoft.com/office/word/2018/wordml" xmlns:w16du="http://schemas.microsoft.com/office/word/2023/wordml/word16du" xmlns:w16sdtdh="http://schemas.microsoft.com/office/word/2020/wordml/sdtdatahash" xmlns:w16sdtfl="http://schemas.microsoft.com/office/word/2024/wordml/sdtformatlock" xmlns:w16se="http://schemas.microsoft.com/office/word/2015/wordml/symex" xmlns:wpg="http://schemas.microsoft.com/office/word/2010/wordprocessingGroup" xmlns:wpi="http://schemas.microsoft.com/office/word/2010/wordprocessingInk" xmlns:wne="http://schemas.microsoft.com/office/word/2006/wordml" xmlns:wps="http://schemas.microsoft.com/office/word/2010/wordprocessingShape" mc:Ignorable="w14 w15 w16se w16cid w16 w16cex w16sdtdh w16sdtfl w16du wp14">
   <w:body>
     <w:p>
       <w:pPr>
         <w:jc w:val="center"/>
         <w:rPr>
+          <w:rFonts w:ascii="Arial" w:hAnsi="Arial" w:cs="Arial"/>
           <w:b/>
           <w:bCs/>
+          <w:sz w:val="24"/>
+          <w:szCs w:val="24"/>
         </w:rPr>
       </w:pPr>
-      <w:proofErr w:type="spellStart"/>
-      <w:r>
-        <w:rPr>
+      <w:r>
+        <w:rPr>
+          <w:rFonts w:ascii="Arial" w:hAnsi="Arial" w:cs="Arial"/>
           <w:b/>
           <w:bCs/>
+          <w:sz w:val="24"/>
+          <w:szCs w:val="24"/>
         </w:rPr>
         <w:t>Ude@Book</w:t>
       </w:r>
-      <w:proofErr w:type="spellEnd"/>
     </w:p>
     <w:p>
       <w:pPr>
         <w:jc w:val="center"/>
         <w:rPr>
+          <w:rFonts w:ascii="Arial" w:hAnsi="Arial" w:cs="Arial"/>
           <w:b/>
           <w:bCs/>
+          <w:sz w:val="24"/>
+          <w:szCs w:val="24"/>
         </w:rPr>
       </w:pPr>
     </w:p>
@@ -33,167 +40,532 @@
       <w:pPr>
         <w:jc w:val="center"/>
         <w:rPr>
+          <w:rFonts w:ascii="Arial" w:hAnsi="Arial" w:cs="Arial"/>
           <w:b/>
           <w:bCs/>
+          <w:sz w:val="24"/>
+          <w:szCs w:val="24"/>
         </w:rPr>
       </w:pPr>
     </w:p>
     <w:p>
       <w:pPr>
         <w:jc w:val="both"/>
+        <w:rPr>
+          <w:rFonts w:ascii="Arial" w:hAnsi="Arial" w:cs="Arial"/>
+          <w:sz w:val="24"/>
+          <w:szCs w:val="24"/>
+        </w:rPr>
       </w:pPr>
       <w:r>
+        <w:rPr>
+          <w:rFonts w:ascii="Arial" w:hAnsi="Arial" w:cs="Arial"/>
+          <w:sz w:val="24"/>
+          <w:szCs w:val="24"/>
+        </w:rPr>
         <w:t xml:space="preserve">El desarrollo de la segunda actividad </w:t>
       </w:r>
       <w:r>
+        <w:rPr>
+          <w:rFonts w:ascii="Arial" w:hAnsi="Arial" w:cs="Arial"/>
+          <w:sz w:val="24"/>
+          <w:szCs w:val="24"/>
+        </w:rPr>
         <w:t xml:space="preserve">el </w:t>
       </w:r>
       <w:r>
+        <w:rPr>
+          <w:rFonts w:ascii="Arial" w:hAnsi="Arial" w:cs="Arial"/>
+          <w:sz w:val="24"/>
+          <w:szCs w:val="24"/>
+        </w:rPr>
         <w:t>análisis</w:t>
       </w:r>
       <w:r>
+        <w:rPr>
+          <w:rFonts w:ascii="Arial" w:hAnsi="Arial" w:cs="Arial"/>
+          <w:sz w:val="24"/>
+          <w:szCs w:val="24"/>
+        </w:rPr>
         <w:t xml:space="preserve"> que he hecho</w:t>
       </w:r>
       <w:r>
+        <w:rPr>
+          <w:rFonts w:ascii="Arial" w:hAnsi="Arial" w:cs="Arial"/>
+          <w:sz w:val="24"/>
+          <w:szCs w:val="24"/>
+        </w:rPr>
         <w:t xml:space="preserve"> para empezar el desarrollo e implementar </w:t>
       </w:r>
       <w:r>
+        <w:rPr>
+          <w:rFonts w:ascii="Arial" w:hAnsi="Arial" w:cs="Arial"/>
+          <w:sz w:val="24"/>
+          <w:szCs w:val="24"/>
+        </w:rPr>
         <w:t>la solución más adecuada que cumpla con los requisitos</w:t>
       </w:r>
       <w:r>
-        <w:t xml:space="preserve">. Unos de los puntos que debo analizar es como voy a gestionar los mensajes, los amigos, los </w:t>
-      </w:r>
-      <w:proofErr w:type="spellStart"/>
-      <w:r>
-        <w:t>likes</w:t>
-      </w:r>
-      <w:proofErr w:type="spellEnd"/>
-      <w:r>
-        <w:t xml:space="preserve"> y demás. Claro </w:t>
-      </w:r>
-      <w:r>
+        <w:rPr>
+          <w:rFonts w:ascii="Arial" w:hAnsi="Arial" w:cs="Arial"/>
+          <w:sz w:val="24"/>
+          <w:szCs w:val="24"/>
+        </w:rPr>
+        <w:t xml:space="preserve">. Unos de los puntos que debo analizar es como voy a gestionar los mensajes, los amigos, los likes y demás. Claro </w:t>
+      </w:r>
+      <w:r>
+        <w:rPr>
+          <w:rFonts w:ascii="Arial" w:hAnsi="Arial" w:cs="Arial"/>
+          <w:sz w:val="24"/>
+          <w:szCs w:val="24"/>
+        </w:rPr>
         <w:t>está</w:t>
       </w:r>
       <w:r>
-        <w:t xml:space="preserve"> que se deben guardar en el computador en </w:t>
-      </w:r>
-      <w:proofErr w:type="spellStart"/>
-      <w:r>
-        <w:t>txt</w:t>
-      </w:r>
-      <w:proofErr w:type="spellEnd"/>
-      <w:r>
-        <w:t xml:space="preserve">, pero para crearlos o leerlos debo implementar </w:t>
-      </w:r>
-      <w:r>
+        <w:rPr>
+          <w:rFonts w:ascii="Arial" w:hAnsi="Arial" w:cs="Arial"/>
+          <w:sz w:val="24"/>
+          <w:szCs w:val="24"/>
+        </w:rPr>
+        <w:t xml:space="preserve"> que se deben guardar en el computador en txt, pero para crearlos o leerlos debo implementar </w:t>
+      </w:r>
+      <w:r>
+        <w:rPr>
+          <w:rFonts w:ascii="Arial" w:hAnsi="Arial" w:cs="Arial"/>
+          <w:sz w:val="24"/>
+          <w:szCs w:val="24"/>
+        </w:rPr>
         <w:t>una especie</w:t>
       </w:r>
       <w:r>
+        <w:rPr>
+          <w:rFonts w:ascii="Arial" w:hAnsi="Arial" w:cs="Arial"/>
+          <w:sz w:val="24"/>
+          <w:szCs w:val="24"/>
+        </w:rPr>
         <w:t xml:space="preserve"> de </w:t>
       </w:r>
       <w:r>
+        <w:rPr>
+          <w:rFonts w:ascii="Arial" w:hAnsi="Arial" w:cs="Arial"/>
+          <w:sz w:val="24"/>
+          <w:szCs w:val="24"/>
+        </w:rPr>
         <w:t>vector</w:t>
       </w:r>
       <w:r>
+        <w:rPr>
+          <w:rFonts w:ascii="Arial" w:hAnsi="Arial" w:cs="Arial"/>
+          <w:sz w:val="24"/>
+          <w:szCs w:val="24"/>
+        </w:rPr>
         <w:t xml:space="preserve"> personalizado</w:t>
       </w:r>
       <w:r>
+        <w:rPr>
+          <w:rFonts w:ascii="Arial" w:hAnsi="Arial" w:cs="Arial"/>
+          <w:sz w:val="24"/>
+          <w:szCs w:val="24"/>
+        </w:rPr>
         <w:t>, un</w:t>
       </w:r>
       <w:r>
+        <w:rPr>
+          <w:rFonts w:ascii="Arial" w:hAnsi="Arial" w:cs="Arial"/>
+          <w:sz w:val="24"/>
+          <w:szCs w:val="24"/>
+        </w:rPr>
         <w:t xml:space="preserve"> arreglo dinámico, para poder gestionarlos, para crear datos privados o públicos, en el caso de los amigos en la red social, para acceder a las fotos o ver los amigos.</w:t>
       </w:r>
       <w:r>
+        <w:rPr>
+          <w:rFonts w:ascii="Arial" w:hAnsi="Arial" w:cs="Arial"/>
+          <w:sz w:val="24"/>
+          <w:szCs w:val="24"/>
+        </w:rPr>
         <w:br/>
       </w:r>
     </w:p>
     <w:p>
       <w:pPr>
         <w:jc w:val="both"/>
+        <w:rPr>
+          <w:rFonts w:ascii="Arial" w:hAnsi="Arial" w:cs="Arial"/>
+          <w:sz w:val="24"/>
+          <w:szCs w:val="24"/>
+        </w:rPr>
       </w:pPr>
       <w:r>
+        <w:rPr>
+          <w:rFonts w:ascii="Arial" w:hAnsi="Arial" w:cs="Arial"/>
+          <w:sz w:val="24"/>
+          <w:szCs w:val="24"/>
+        </w:rPr>
         <w:t xml:space="preserve">Los usuarios y los mensajes los guardare como arreglos dinámicos igual que la cantidad de solicitudes, mensajes enviados y recibidos. </w:t>
       </w:r>
       <w:r>
+        <w:rPr>
+          <w:rFonts w:ascii="Arial" w:hAnsi="Arial" w:cs="Arial"/>
+          <w:sz w:val="24"/>
+          <w:szCs w:val="24"/>
+        </w:rPr>
         <w:t xml:space="preserve">Por el momento tengo esta lista de clases con sus métodos y atributos. </w:t>
       </w:r>
       <w:r>
-        <w:t xml:space="preserve">A </w:t>
-      </w:r>
-      <w:proofErr w:type="gramStart"/>
-      <w:r>
-        <w:t>continuación</w:t>
-      </w:r>
-      <w:proofErr w:type="gramEnd"/>
-      <w:r>
-        <w:t xml:space="preserve"> en el diagrama tengo </w:t>
-      </w:r>
-      <w:r>
+        <w:rPr>
+          <w:rFonts w:ascii="Arial" w:hAnsi="Arial" w:cs="Arial"/>
+          <w:sz w:val="24"/>
+          <w:szCs w:val="24"/>
+        </w:rPr>
+        <w:t xml:space="preserve">A continuación en el diagrama tengo </w:t>
+      </w:r>
+      <w:r>
+        <w:rPr>
+          <w:rFonts w:ascii="Arial" w:hAnsi="Arial" w:cs="Arial"/>
+          <w:sz w:val="24"/>
+          <w:szCs w:val="24"/>
+        </w:rPr>
         <w:t>las</w:t>
       </w:r>
       <w:r>
+        <w:rPr>
+          <w:rFonts w:ascii="Arial" w:hAnsi="Arial" w:cs="Arial"/>
+          <w:sz w:val="24"/>
+          <w:szCs w:val="24"/>
+        </w:rPr>
         <w:t xml:space="preserve"> principales clases que desarrollare</w:t>
       </w:r>
       <w:r>
+        <w:rPr>
+          <w:rFonts w:ascii="Arial" w:hAnsi="Arial" w:cs="Arial"/>
+          <w:sz w:val="24"/>
+          <w:szCs w:val="24"/>
+        </w:rPr>
         <w:t xml:space="preserve">, ya contemple una clase para la medición de recursos que se va usar en todas las demás clases, otra clase tipo plantilla para el arreglo </w:t>
       </w:r>
       <w:r>
-        <w:t xml:space="preserve">dinámico, necesitare los archivos </w:t>
-      </w:r>
-      <w:proofErr w:type="spellStart"/>
-      <w:r>
-        <w:t>txt</w:t>
-      </w:r>
-      <w:proofErr w:type="spellEnd"/>
-      <w:r>
-        <w:t xml:space="preserve"> para guardar o leer los datos, para procesarse en la memoria. El primero en cargarse son los usuarios</w:t>
-      </w:r>
-      <w:r>
-        <w:t xml:space="preserve">, luego se </w:t>
-      </w:r>
-      <w:proofErr w:type="spellStart"/>
-      <w:r>
-        <w:t>loguea</w:t>
-      </w:r>
-      <w:proofErr w:type="spellEnd"/>
-      <w:r>
-        <w:t xml:space="preserve"> y puede tener acceso a fotos, álbum, amigos, fotos de los amigos </w:t>
-      </w:r>
-      <w:r>
+        <w:rPr>
+          <w:rFonts w:ascii="Arial" w:hAnsi="Arial" w:cs="Arial"/>
+          <w:sz w:val="24"/>
+          <w:szCs w:val="24"/>
+        </w:rPr>
+        <w:t>dinámico, necesitare los archivos txt para guardar o leer los datos, para procesarse en la memoria. El primero en cargarse son los usuarios</w:t>
+      </w:r>
+      <w:r>
+        <w:rPr>
+          <w:rFonts w:ascii="Arial" w:hAnsi="Arial" w:cs="Arial"/>
+          <w:sz w:val="24"/>
+          <w:szCs w:val="24"/>
+        </w:rPr>
+        <w:t xml:space="preserve">, luego se loguea y puede tener acceso a fotos, álbum, amigos, fotos de los amigos </w:t>
+      </w:r>
+      <w:r>
+        <w:rPr>
+          <w:rFonts w:ascii="Arial" w:hAnsi="Arial" w:cs="Arial"/>
+          <w:sz w:val="24"/>
+          <w:szCs w:val="24"/>
+        </w:rPr>
         <w:t>públicas</w:t>
       </w:r>
       <w:r>
+        <w:rPr>
+          <w:rFonts w:ascii="Arial" w:hAnsi="Arial" w:cs="Arial"/>
+          <w:sz w:val="24"/>
+          <w:szCs w:val="24"/>
+        </w:rPr>
         <w:t xml:space="preserve">. </w:t>
       </w:r>
     </w:p>
     <w:p>
       <w:pPr>
         <w:jc w:val="both"/>
+        <w:rPr>
+          <w:rFonts w:ascii="Arial" w:hAnsi="Arial" w:cs="Arial"/>
+          <w:sz w:val="24"/>
+          <w:szCs w:val="24"/>
+        </w:rPr>
       </w:pPr>
       <w:r>
-        <w:t xml:space="preserve">Primer se debe cargar los usuarios, pienso crear un archivo que contiene el usuario y el </w:t>
-      </w:r>
-      <w:proofErr w:type="spellStart"/>
-      <w:r>
-        <w:t>password</w:t>
-      </w:r>
-      <w:proofErr w:type="spellEnd"/>
-      <w:r>
-        <w:t>, cuando se accede debe de buscar</w:t>
-      </w:r>
-      <w:r>
+        <w:rPr>
+          <w:rFonts w:ascii="Arial" w:hAnsi="Arial" w:cs="Arial"/>
+          <w:sz w:val="24"/>
+          <w:szCs w:val="24"/>
+        </w:rPr>
+        <w:t>Primer se debe cargar los usuarios, pienso crear un archivo que contiene el usuario y el password, cuando se accede debe de buscar</w:t>
+      </w:r>
+      <w:r>
+        <w:rPr>
+          <w:rFonts w:ascii="Arial" w:hAnsi="Arial" w:cs="Arial"/>
+          <w:sz w:val="24"/>
+          <w:szCs w:val="24"/>
+        </w:rPr>
         <w:t>. Los usuarios los guardare con un numero un índice que va ocupar menos espacio</w:t>
       </w:r>
       <w:r>
-        <w:t xml:space="preserve">, las amistades después de consultar se a realizar en una matriz de adyacencia. La forma que encontré de utilizar las plantillas con el arreglo </w:t>
-      </w:r>
-      <w:proofErr w:type="spellStart"/>
-      <w:r>
-        <w:t>dinamico</w:t>
-      </w:r>
-      <w:proofErr w:type="spellEnd"/>
-      <w:r>
-        <w:t xml:space="preserve">, voy a implementar el código que utilice para realizar el laboratorio 3, específicamente cuando comprimo en el algoritmo LZ78. </w:t>
+        <w:rPr>
+          <w:rFonts w:ascii="Arial" w:hAnsi="Arial" w:cs="Arial"/>
+          <w:sz w:val="24"/>
+          <w:szCs w:val="24"/>
+        </w:rPr>
+        <w:t xml:space="preserve">, las amistades después de consultar se a realizar en una matriz de adyacencia. La forma que encontré de utilizar las plantillas con el arreglo dinamico, voy a implementar el código que utilice para realizar el laboratorio 3, específicamente cuando comprimo en el algoritmo LZ78. </w:t>
+      </w:r>
+    </w:p>
+    <w:p>
+      <w:pPr>
+        <w:jc w:val="both"/>
+        <w:rPr>
+          <w:rFonts w:ascii="Arial" w:hAnsi="Arial" w:cs="Arial"/>
+          <w:sz w:val="24"/>
+          <w:szCs w:val="24"/>
+        </w:rPr>
+      </w:pPr>
+      <w:r>
+        <w:rPr>
+          <w:rFonts w:ascii="Arial" w:hAnsi="Arial" w:cs="Arial"/>
+          <w:sz w:val="24"/>
+          <w:szCs w:val="24"/>
+        </w:rPr>
+        <w:t xml:space="preserve">Los algoritmos que utilice fue el de búsqueda binaria, matriz de amistades, y el sorteo de mejores amigos. La búsqueda binaria es partir algo a la mitad buscas en esa mitad, no </w:t>
+      </w:r>
+      <w:r>
+        <w:rPr>
+          <w:rFonts w:ascii="Arial" w:hAnsi="Arial" w:cs="Arial"/>
+          <w:sz w:val="24"/>
+          <w:szCs w:val="24"/>
+        </w:rPr>
+        <w:t>está</w:t>
+      </w:r>
+      <w:r>
+        <w:rPr>
+          <w:rFonts w:ascii="Arial" w:hAnsi="Arial" w:cs="Arial"/>
+          <w:sz w:val="24"/>
+          <w:szCs w:val="24"/>
+        </w:rPr>
+        <w:t xml:space="preserve">, </w:t>
+      </w:r>
+      <w:r>
+        <w:rPr>
+          <w:rFonts w:ascii="Arial" w:hAnsi="Arial" w:cs="Arial"/>
+          <w:sz w:val="24"/>
+          <w:szCs w:val="24"/>
+        </w:rPr>
+        <w:t>entonces</w:t>
+      </w:r>
+      <w:r>
+        <w:rPr>
+          <w:rFonts w:ascii="Arial" w:hAnsi="Arial" w:cs="Arial"/>
+          <w:sz w:val="24"/>
+          <w:szCs w:val="24"/>
+        </w:rPr>
+        <w:t xml:space="preserve"> descartas esa, y continua con la otra y parte de nuevo la otra hasta que lo encuentra. La matriz n x n de </w:t>
+      </w:r>
+      <w:r>
+        <w:rPr>
+          <w:rFonts w:ascii="Arial" w:hAnsi="Arial" w:cs="Arial"/>
+          <w:sz w:val="24"/>
+          <w:szCs w:val="24"/>
+        </w:rPr>
+        <w:t>adyacencia</w:t>
+      </w:r>
+      <w:r>
+        <w:rPr>
+          <w:rFonts w:ascii="Arial" w:hAnsi="Arial" w:cs="Arial"/>
+          <w:sz w:val="24"/>
+          <w:szCs w:val="24"/>
+        </w:rPr>
+        <w:t xml:space="preserve"> es un solo arreglo</w:t>
+      </w:r>
+      <w:r>
+        <w:rPr>
+          <w:rFonts w:ascii="Arial" w:hAnsi="Arial" w:cs="Arial"/>
+          <w:sz w:val="24"/>
+          <w:szCs w:val="24"/>
+        </w:rPr>
+        <w:t>: la casilla de a con b es a*n + b.</w:t>
+      </w:r>
+      <w:r>
+        <w:rPr>
+          <w:rFonts w:ascii="Arial" w:hAnsi="Arial" w:cs="Arial"/>
+          <w:sz w:val="24"/>
+          <w:szCs w:val="24"/>
+        </w:rPr>
+        <w:t xml:space="preserve"> Otro </w:t>
+      </w:r>
+      <w:r>
+        <w:rPr>
+          <w:rFonts w:ascii="Arial" w:hAnsi="Arial" w:cs="Arial"/>
+          <w:sz w:val="24"/>
+          <w:szCs w:val="24"/>
+        </w:rPr>
+        <w:t>ejemplo seri</w:t>
+      </w:r>
+      <w:r>
+        <w:rPr>
+          <w:rFonts w:ascii="Arial" w:hAnsi="Arial" w:cs="Arial"/>
+          <w:sz w:val="24"/>
+          <w:szCs w:val="24"/>
+        </w:rPr>
+        <w:t>a</w:t>
+      </w:r>
+      <w:r>
+        <w:rPr>
+          <w:rFonts w:ascii="Arial" w:hAnsi="Arial" w:cs="Arial"/>
+          <w:sz w:val="24"/>
+          <w:szCs w:val="24"/>
+        </w:rPr>
+        <w:t xml:space="preserve"> se tiene una </w:t>
+      </w:r>
+      <w:r>
+        <w:rPr>
+          <w:rFonts w:ascii="Arial" w:hAnsi="Arial" w:cs="Arial"/>
+          <w:sz w:val="24"/>
+          <w:szCs w:val="24"/>
+        </w:rPr>
+        <w:t xml:space="preserve">tabla de 1000 × 1000 casillas de sí/no: la fila es un usuario, la columna es otro. En vez de una tabla, la pusimos en una sola fila larga de 1 000 000 casillas. </w:t>
+      </w:r>
+      <w:r>
+        <w:rPr>
+          <w:rFonts w:ascii="Arial" w:hAnsi="Arial" w:cs="Arial"/>
+          <w:sz w:val="24"/>
+          <w:szCs w:val="24"/>
+        </w:rPr>
+        <w:t xml:space="preserve">Así </w:t>
+      </w:r>
+      <w:r>
+        <w:rPr>
+          <w:rFonts w:ascii="Arial" w:hAnsi="Arial" w:cs="Arial"/>
+          <w:sz w:val="24"/>
+          <w:szCs w:val="24"/>
+        </w:rPr>
+        <w:t xml:space="preserve"> encuentro la casilla de angel (92) con ana590 (50)</w:t>
+      </w:r>
+      <w:r>
+        <w:rPr>
+          <w:rFonts w:ascii="Arial" w:hAnsi="Arial" w:cs="Arial"/>
+          <w:sz w:val="24"/>
+          <w:szCs w:val="24"/>
+        </w:rPr>
+        <w:t>,</w:t>
+      </w:r>
+      <w:r>
+        <w:rPr>
+          <w:rFonts w:ascii="Arial" w:hAnsi="Arial" w:cs="Arial"/>
+          <w:sz w:val="24"/>
+          <w:szCs w:val="24"/>
+        </w:rPr>
+        <w:t xml:space="preserve"> </w:t>
+      </w:r>
+      <w:r>
+        <w:rPr>
+          <w:rFonts w:ascii="Arial" w:hAnsi="Arial" w:cs="Arial"/>
+          <w:sz w:val="24"/>
+          <w:szCs w:val="24"/>
+        </w:rPr>
+        <w:t>m</w:t>
+      </w:r>
+      <w:r>
+        <w:rPr>
+          <w:rFonts w:ascii="Arial" w:hAnsi="Arial" w:cs="Arial"/>
+          <w:sz w:val="24"/>
+          <w:szCs w:val="24"/>
+        </w:rPr>
+        <w:t>e salto 92 filas completas de 1000 y avanzo</w:t>
+      </w:r>
+      <w:r>
+        <w:rPr>
+          <w:rFonts w:ascii="Arial" w:hAnsi="Arial" w:cs="Arial"/>
+          <w:sz w:val="24"/>
+          <w:szCs w:val="24"/>
+        </w:rPr>
+        <w:t xml:space="preserve"> 50: 92 </w:t>
+      </w:r>
+      <w:r>
+        <w:rPr>
+          <w:rFonts w:ascii="Arial" w:hAnsi="Arial" w:cs="Arial"/>
+          <w:sz w:val="24"/>
+          <w:szCs w:val="24"/>
+        </w:rPr>
+        <w:t>× 1000 + 50 = 92 050.</w:t>
+      </w:r>
+      <w:r>
+        <w:rPr>
+          <w:rFonts w:ascii="Arial" w:hAnsi="Arial" w:cs="Arial"/>
+          <w:sz w:val="24"/>
+          <w:szCs w:val="24"/>
+        </w:rPr>
+        <w:t xml:space="preserve"> </w:t>
+      </w:r>
+      <w:r>
+        <w:rPr>
+          <w:rFonts w:ascii="Arial" w:hAnsi="Arial" w:cs="Arial"/>
+          <w:sz w:val="24"/>
+          <w:szCs w:val="24"/>
+        </w:rPr>
+        <w:t xml:space="preserve">El calculo de los amigos en común </w:t>
+      </w:r>
+      <w:r>
+        <w:rPr>
+          <w:rFonts w:ascii="Arial" w:hAnsi="Arial" w:cs="Arial"/>
+          <w:sz w:val="24"/>
+          <w:szCs w:val="24"/>
+        </w:rPr>
+        <w:t xml:space="preserve">dependiendo de si son </w:t>
+      </w:r>
+      <w:r>
+        <w:rPr>
+          <w:rFonts w:ascii="Arial" w:hAnsi="Arial" w:cs="Arial"/>
+          <w:sz w:val="24"/>
+          <w:szCs w:val="24"/>
+        </w:rPr>
+        <w:t>&lt;=</w:t>
+      </w:r>
+      <w:r>
+        <w:rPr>
+          <w:rFonts w:ascii="Arial" w:hAnsi="Arial" w:cs="Arial"/>
+          <w:sz w:val="24"/>
+          <w:szCs w:val="24"/>
+        </w:rPr>
+        <w:t xml:space="preserve">10, </w:t>
+      </w:r>
+      <w:r>
+        <w:rPr>
+          <w:rFonts w:ascii="Arial" w:hAnsi="Arial" w:cs="Arial"/>
+          <w:sz w:val="24"/>
+          <w:szCs w:val="24"/>
+        </w:rPr>
+        <w:t>&lt;=</w:t>
+      </w:r>
+      <w:r>
+        <w:rPr>
+          <w:rFonts w:ascii="Arial" w:hAnsi="Arial" w:cs="Arial"/>
+          <w:sz w:val="24"/>
+          <w:szCs w:val="24"/>
+        </w:rPr>
+        <w:t xml:space="preserve"> 20$ o </w:t>
+      </w:r>
+      <w:r>
+        <w:rPr>
+          <w:rFonts w:ascii="Arial" w:hAnsi="Arial" w:cs="Arial"/>
+          <w:sz w:val="24"/>
+          <w:szCs w:val="24"/>
+        </w:rPr>
+        <w:t>=</w:t>
+      </w:r>
+      <w:r>
+        <w:rPr>
+          <w:rFonts w:ascii="Arial" w:hAnsi="Arial" w:cs="Arial"/>
+          <w:sz w:val="24"/>
+          <w:szCs w:val="24"/>
+        </w:rPr>
+        <w:t>&gt;20$, les asignas 2, 5 o 7 "boletas" para que tengan más peso a la hora de generar el número aleatorio</w:t>
+      </w:r>
+      <w:r>
+        <w:rPr>
+          <w:rFonts w:ascii="Arial" w:hAnsi="Arial" w:cs="Arial"/>
+          <w:sz w:val="24"/>
+          <w:szCs w:val="24"/>
+        </w:rPr>
+        <w:t xml:space="preserve"> es mas o menos lo que hace.</w:t>
       </w:r>
     </w:p>
     <w:p>
@@ -213,6 +585,9 @@
         <w:br/>
       </w:r>
       <w:r>
+        <w:rPr>
+          <w:noProof/>
+        </w:rPr>
         <w:drawing>
           <wp:inline distT="0" distB="0" distL="0" distR="0" wp14:anchorId="36CD9B02" wp14:editId="264CC9B3">
             <wp:extent cx="5612130" cy="6282055"/>
@@ -250,7 +625,55 @@
         </w:drawing>
       </w:r>
     </w:p>
-    <w:p/>
+    <w:p>
+      <w:r>
+        <w:rPr>
+          <w:noProof/>
+        </w:rPr>
+        <w:lastRenderedPageBreak/>
+        <w:drawing>
+          <wp:inline distT="0" distB="0" distL="0" distR="0" wp14:anchorId="331192E9" wp14:editId="58A3FAAD">
+            <wp:extent cx="5612130" cy="6456045"/>
+            <wp:effectExtent l="0" t="0" r="7620" b="1905"/>
+            <wp:docPr id="56270632" name="Imagen 2"/>
+            <wp:cNvGraphicFramePr>
+              <a:graphicFrameLocks xmlns:a="http://schemas.openxmlformats.org/drawingml/2006/main" noChangeAspect="1"/>
+            </wp:cNvGraphicFramePr>
+            <a:graphic xmlns:a="http://schemas.openxmlformats.org/drawingml/2006/main">
+              <a:graphicData uri="http://schemas.openxmlformats.org/drawingml/2006/picture">
+                <pic:pic xmlns:pic="http://schemas.openxmlformats.org/drawingml/2006/picture">
+                  <pic:nvPicPr>
+                    <pic:cNvPr id="56270632" name="Imagen 56270632"/>
+                    <pic:cNvPicPr/>
+                  </pic:nvPicPr>
+                  <pic:blipFill>
+                    <a:blip r:embed="rId5">
+                      <a:extLst>
+                        <a:ext uri="{28A0092B-C50C-407E-A947-70E740481C1C}">
+                          <a14:useLocalDpi xmlns:a14="http://schemas.microsoft.com/office/drawing/2010/main" val="0"/>
+                        </a:ext>
+                      </a:extLst>
+                    </a:blip>
+                    <a:stretch>
+                      <a:fillRect/>
+                    </a:stretch>
+                  </pic:blipFill>
+                  <pic:spPr>
+                    <a:xfrm>
+                      <a:off x="0" y="0"/>
+                      <a:ext cx="5612130" cy="6456045"/>
+                    </a:xfrm>
+                    <a:prstGeom prst="rect">
+                      <a:avLst/>
+                    </a:prstGeom>
+                  </pic:spPr>
+                </pic:pic>
+              </a:graphicData>
+            </a:graphic>
+          </wp:inline>
+        </w:drawing>
+      </w:r>
+    </w:p>
     <w:p/>
     <w:sectPr>
       <w:pgSz w:w="12240" w:h="15840"/>
@@ -263,7 +686,7 @@
 </file>
 
 <file path=word/styles.xml><?xml version="1.0" encoding="utf-8"?>
-<w:styles xmlns:mc="http://schemas.openxmlformats.org/markup-compatibility/2006" xmlns:r="http://schemas.openxmlformats.org/officeDocument/2006/relationships" xmlns:w="http://schemas.openxmlformats.org/wordprocessingml/2006/main" xmlns:w14="http://schemas.microsoft.com/office/word/2010/wordml" xmlns:w15="http://schemas.microsoft.com/office/word/2012/wordml" xmlns:w16cex="http://schemas.microsoft.com/office/word/2018/wordml/cex" xmlns:w16cid="http://schemas.microsoft.com/office/word/2016/wordml/cid" xmlns:w16="http://schemas.microsoft.com/office/word/2018/wordml" xmlns:w16sdtdh="http://schemas.microsoft.com/office/word/2020/wordml/sdtdatahash" xmlns:w16se="http://schemas.microsoft.com/office/word/2015/wordml/symex" mc:Ignorable="w14 w15 w16se w16cid w16 w16cex w16sdtdh">
+<w:styles xmlns:mc="http://schemas.openxmlformats.org/markup-compatibility/2006" xmlns:r="http://schemas.openxmlformats.org/officeDocument/2006/relationships" xmlns:w="http://schemas.openxmlformats.org/wordprocessingml/2006/main" xmlns:w14="http://schemas.microsoft.com/office/word/2010/wordml" xmlns:w15="http://schemas.microsoft.com/office/word/2012/wordml" xmlns:w16cex="http://schemas.microsoft.com/office/word/2018/wordml/cex" xmlns:w16cid="http://schemas.microsoft.com/office/word/2016/wordml/cid" xmlns:w16="http://schemas.microsoft.com/office/word/2018/wordml" xmlns:w16du="http://schemas.microsoft.com/office/word/2023/wordml/word16du" xmlns:w16sdtdh="http://schemas.microsoft.com/office/word/2020/wordml/sdtdatahash" xmlns:w16sdtfl="http://schemas.microsoft.com/office/word/2024/wordml/sdtformatlock" xmlns:w16se="http://schemas.microsoft.com/office/word/2015/wordml/symex" mc:Ignorable="w14 w15 w16se w16cid w16 w16cex w16sdtdh w16sdtfl w16du">
   <w:docDefaults>
     <w:rPrDefault>
       <w:rPr>
@@ -865,7 +1288,6 @@
   <w:style w:type="character" w:default="1" w:styleId="Fuentedeprrafopredeter">
     <w:name w:val="Default Paragraph Font"/>
     <w:uiPriority w:val="1"/>
-    <w:semiHidden/>
     <w:unhideWhenUsed/>
   </w:style>
   <w:style w:type="table" w:default="1" w:styleId="Tablanormal">
